--- a/case-study-pack/docx/HMF-Proctor-Grading-Guide.docx
+++ b/case-study-pack/docx/HMF-Proctor-Grading-Guide.docx
@@ -46,7 +46,7 @@
           <w:sz w:val="24"/>
           <w:szCs w:val="24"/>
         </w:rPr>
-        <w:t xml:space="preserve">Qualitative feedback with the Good · Better · Best ladder</w:t>
+        <w:t xml:space="preserve">Qualitative feedback with the Good, Better, Best ladder</w:t>
       </w:r>
     </w:p>
     <w:tbl>
@@ -105,7 +105,7 @@
                 <w:sz w:val="20"/>
                 <w:szCs w:val="20"/>
               </w:rPr>
-              <w:t xml:space="preserve">For each pain point, mark where the answer lands on the ladder and jot two things: what landed, and one nudge to level up. No numbers — just honest, encouraging, useful feedback.</w:t>
+              <w:t xml:space="preserve">For each pain point, mark where the answer lands on the ladder and jot two things: what landed, and one nudge to level up. There are no numbers, just honest, encouraging, useful feedback.</w:t>
             </w:r>
           </w:p>
         </w:tc>
@@ -246,7 +246,7 @@
                 <w:sz w:val="18"/>
                 <w:szCs w:val="18"/>
               </w:rPr>
-              <w:t xml:space="preserve">You put the right Cisco solution on the table and show you understand what the customer is actually worried about.</w:t>
+              <w:t xml:space="preserve">You put the right Cisco solution on the table and show that you understand what the customer is actually worried about.</w:t>
             </w:r>
           </w:p>
         </w:tc>
@@ -311,7 +311,7 @@
                 <w:sz w:val="18"/>
                 <w:szCs w:val="18"/>
               </w:rPr>
-              <w:t xml:space="preserve">You connect that solution to the concern — how it works and why it answers this specific problem — in language the customer would nod along to.</w:t>
+              <w:t xml:space="preserve">You connect that solution to the concern, showing how it works and why it answers this specific problem, in language the customer would nod along to.</w:t>
             </w:r>
           </w:p>
         </w:tc>
@@ -464,6 +464,7 @@
               <w:bottom w:type="dxa" w:w="80"/>
               <w:right w:type="dxa" w:w="140"/>
             </w:tcMar>
+            <w:vAlign w:val="center"/>
           </w:tcPr>
           <w:p>
             <w:pPr>
@@ -573,6 +574,7 @@
               <w:bottom w:type="dxa" w:w="80"/>
               <w:right w:type="dxa" w:w="140"/>
             </w:tcMar>
+            <w:vAlign w:val="center"/>
           </w:tcPr>
           <w:p>
             <w:pPr>
@@ -585,47 +587,7 @@
                 <w:sz w:val="21"/>
                 <w:szCs w:val="21"/>
               </w:rPr>
-              <w:t xml:space="preserve">Mark where it lands — Good, Better, or Best. Use the Solution Guide for the model answer and the cues.</w:t>
-            </w:r>
-            <w:r>
-              <w:rPr>
-                <w:rFonts w:ascii="Calibri" w:cs="Calibri" w:eastAsia="Calibri" w:hAnsi="Calibri"/>
-                <w:b/>
-                <w:bCs/>
-                <w:color w:val="0D274D"/>
-                <w:sz w:val="21"/>
-                <w:szCs w:val="21"/>
-              </w:rPr>
-              <w:t xml:space="preserve"/>
-            </w:r>
-            <w:r>
-              <w:rPr>
-                <w:rFonts w:ascii="Calibri" w:cs="Calibri" w:eastAsia="Calibri" w:hAnsi="Calibri"/>
-                <w:color w:val="33465F"/>
-                <w:sz w:val="21"/>
-                <w:szCs w:val="21"/>
-              </w:rPr>
-              <w:t xml:space="preserve"/>
-            </w:r>
-            <w:r>
-              <w:rPr>
-                <w:rFonts w:ascii="Calibri" w:cs="Calibri" w:eastAsia="Calibri" w:hAnsi="Calibri"/>
-                <w:b/>
-                <w:bCs/>
-                <w:color w:val="0D274D"/>
-                <w:sz w:val="21"/>
-                <w:szCs w:val="21"/>
-              </w:rPr>
-              <w:t xml:space="preserve"/>
-            </w:r>
-            <w:r>
-              <w:rPr>
-                <w:rFonts w:ascii="Calibri" w:cs="Calibri" w:eastAsia="Calibri" w:hAnsi="Calibri"/>
-                <w:color w:val="33465F"/>
-                <w:sz w:val="21"/>
-                <w:szCs w:val="21"/>
-              </w:rPr>
-              <w:t xml:space="preserve"/>
+              <w:t xml:space="preserve">Mark where it lands: Good, Better, or Best. Use the Solution Guide for the model answer and the cues.</w:t>
             </w:r>
           </w:p>
         </w:tc>
@@ -682,6 +644,7 @@
               <w:bottom w:type="dxa" w:w="80"/>
               <w:right w:type="dxa" w:w="140"/>
             </w:tcMar>
+            <w:vAlign w:val="center"/>
           </w:tcPr>
           <w:p>
             <w:pPr>
@@ -714,7 +677,7 @@
                 <w:sz w:val="21"/>
                 <w:szCs w:val="21"/>
               </w:rPr>
-              <w:t xml:space="preserve"> (always) and </w:t>
+              <w:t xml:space="preserve">, always, because every level earns recognition, and </w:t>
             </w:r>
             <w:r>
               <w:rPr>
@@ -791,6 +754,7 @@
               <w:bottom w:type="dxa" w:w="80"/>
               <w:right w:type="dxa" w:w="140"/>
             </w:tcMar>
+            <w:vAlign w:val="center"/>
           </w:tcPr>
           <w:p>
             <w:pPr>
@@ -803,47 +767,7 @@
                 <w:sz w:val="21"/>
                 <w:szCs w:val="21"/>
               </w:rPr>
-              <w:t xml:space="preserve">At the end of each case study, capture a one-line qualitative profile and the team's strengths + growth area.</w:t>
-            </w:r>
-            <w:r>
-              <w:rPr>
-                <w:rFonts w:ascii="Calibri" w:cs="Calibri" w:eastAsia="Calibri" w:hAnsi="Calibri"/>
-                <w:b/>
-                <w:bCs/>
-                <w:color w:val="0D274D"/>
-                <w:sz w:val="21"/>
-                <w:szCs w:val="21"/>
-              </w:rPr>
-              <w:t xml:space="preserve"/>
-            </w:r>
-            <w:r>
-              <w:rPr>
-                <w:rFonts w:ascii="Calibri" w:cs="Calibri" w:eastAsia="Calibri" w:hAnsi="Calibri"/>
-                <w:color w:val="33465F"/>
-                <w:sz w:val="21"/>
-                <w:szCs w:val="21"/>
-              </w:rPr>
-              <w:t xml:space="preserve"/>
-            </w:r>
-            <w:r>
-              <w:rPr>
-                <w:rFonts w:ascii="Calibri" w:cs="Calibri" w:eastAsia="Calibri" w:hAnsi="Calibri"/>
-                <w:b/>
-                <w:bCs/>
-                <w:color w:val="0D274D"/>
-                <w:sz w:val="21"/>
-                <w:szCs w:val="21"/>
-              </w:rPr>
-              <w:t xml:space="preserve"/>
-            </w:r>
-            <w:r>
-              <w:rPr>
-                <w:rFonts w:ascii="Calibri" w:cs="Calibri" w:eastAsia="Calibri" w:hAnsi="Calibri"/>
-                <w:color w:val="33465F"/>
-                <w:sz w:val="21"/>
-                <w:szCs w:val="21"/>
-              </w:rPr>
-              <w:t xml:space="preserve"/>
+              <w:t xml:space="preserve">At the end of each case study, capture a one-line qualitative profile and the team's strengths and growth area.</w:t>
             </w:r>
           </w:p>
         </w:tc>
@@ -919,7 +843,7 @@
                 <w:sz w:val="20"/>
                 <w:szCs w:val="20"/>
               </w:rPr>
-              <w:t xml:space="preserve">Lead with strength — name what the team did well before what's missing. Be specific to Cedarline, not generic. One growth nudge beats five. Meet each SE where they are: a generalist reaching Good is a genuine win.</w:t>
+              <w:t xml:space="preserve">Lead with strength, naming what the team did well before what is missing. Be specific to Cedarline, not generic. One growth nudge beats five, so pick the highest-leverage one. Every level is a genuine win worth naming.</w:t>
             </w:r>
           </w:p>
         </w:tc>
@@ -927,16 +851,41 @@
     </w:tbl>
     <w:p>
       <w:pPr>
-        <w:spacing w:after="80"/>
-      </w:pPr>
-      <w:r>
-        <w:rPr>
-          <w:rFonts w:ascii="Calibri" w:cs="Calibri" w:eastAsia="Calibri" w:hAnsi="Calibri"/>
-          <w:color w:val="14263A"/>
-          <w:sz w:val="2"/>
-          <w:szCs w:val="2"/>
-        </w:rPr>
-        <w:t xml:space="preserve"/>
+        <w:pageBreakBefore/>
+        <w:spacing w:after="0" w:before="0" w:line="276"/>
+      </w:pPr>
+    </w:p>
+    <w:p>
+      <w:pPr>
+        <w:spacing w:after="40" w:before="0" w:line="276"/>
+      </w:pPr>
+      <w:r>
+        <w:rPr>
+          <w:rFonts w:ascii="Calibri" w:cs="Calibri" w:eastAsia="Calibri" w:hAnsi="Calibri"/>
+          <w:b/>
+          <w:bCs/>
+          <w:caps/>
+          <w:color w:val="036C8F"/>
+          <w:sz w:val="16"/>
+          <w:szCs w:val="16"/>
+        </w:rPr>
+        <w:t xml:space="preserve">Case Study 1 · grading</w:t>
+      </w:r>
+    </w:p>
+    <w:p>
+      <w:pPr>
+        <w:spacing w:after="60" w:before="0" w:line="276"/>
+      </w:pPr>
+      <w:r>
+        <w:rPr>
+          <w:rFonts w:ascii="Calibri" w:cs="Calibri" w:eastAsia="Calibri" w:hAnsi="Calibri"/>
+          <w:b/>
+          <w:bCs/>
+          <w:color w:val="0D274D"/>
+          <w:sz w:val="42"/>
+          <w:szCs w:val="42"/>
+        </w:rPr>
+        <w:t xml:space="preserve">AI Security</w:t>
       </w:r>
     </w:p>
     <w:tbl>
@@ -959,12 +908,12 @@
           <w:tcPr>
             <w:tcW w:type="dxa" w:w="9360"/>
             <w:tcBorders>
-              <w:top w:val="single" w:color="D6CBF0" w:sz="6"/>
-              <w:left w:val="single" w:color="D6CBF0" w:sz="6"/>
-              <w:bottom w:val="single" w:color="D6CBF0" w:sz="6"/>
-              <w:right w:val="single" w:color="D6CBF0" w:sz="6"/>
-            </w:tcBorders>
-            <w:shd w:fill="F1ECFA" w:color="auto" w:val="clear"/>
+              <w:top w:val="single" w:color="DCE6F1" w:sz="6"/>
+              <w:left w:val="single" w:color="DCE6F1" w:sz="6"/>
+              <w:bottom w:val="single" w:color="DCE6F1" w:sz="6"/>
+              <w:right w:val="single" w:color="DCE6F1" w:sz="6"/>
+            </w:tcBorders>
+            <w:shd w:fill="F3F7FB" w:color="auto" w:val="clear"/>
             <w:tcMar>
               <w:top w:type="dxa" w:w="110"/>
               <w:left w:type="dxa" w:w="160"/>
@@ -980,112 +929,11 @@
             <w:r>
               <w:rPr>
                 <w:rFonts w:ascii="Calibri" w:cs="Calibri" w:eastAsia="Calibri" w:hAnsi="Calibri"/>
-                <w:b/>
-                <w:bCs/>
-                <w:color w:val="5B3FBC"/>
-                <w:sz w:val="20"/>
-                <w:szCs w:val="20"/>
-              </w:rPr>
-              <w:t xml:space="preserve">Coaching both audiences.  </w:t>
-            </w:r>
-            <w:r>
-              <w:rPr>
-                <w:rFonts w:ascii="Calibri" w:cs="Calibri" w:eastAsia="Calibri" w:hAnsi="Calibri"/>
-                <w:color w:val="3E2E73"/>
-                <w:sz w:val="20"/>
-                <w:szCs w:val="20"/>
-              </w:rPr>
-              <w:t xml:space="preserve">Specialists: push past the right product to the customer's specific constraints and the outcome. Generalists: affirm the fit they found, then hand them the one sentence that makes it Better.</w:t>
-            </w:r>
-          </w:p>
-        </w:tc>
-      </w:tr>
-    </w:tbl>
-    <w:p>
-      <w:pPr>
-        <w:pageBreakBefore/>
-        <w:spacing w:after="0" w:before="0" w:line="276"/>
-      </w:pPr>
-    </w:p>
-    <w:p>
-      <w:pPr>
-        <w:spacing w:after="40" w:before="0" w:line="276"/>
-      </w:pPr>
-      <w:r>
-        <w:rPr>
-          <w:rFonts w:ascii="Calibri" w:cs="Calibri" w:eastAsia="Calibri" w:hAnsi="Calibri"/>
-          <w:b/>
-          <w:bCs/>
-          <w:caps/>
-          <w:color w:val="036C8F"/>
-          <w:sz w:val="16"/>
-          <w:szCs w:val="16"/>
-        </w:rPr>
-        <w:t xml:space="preserve">Case Study 1 · grading</w:t>
-      </w:r>
-    </w:p>
-    <w:p>
-      <w:pPr>
-        <w:spacing w:after="60" w:before="0" w:line="276"/>
-      </w:pPr>
-      <w:r>
-        <w:rPr>
-          <w:rFonts w:ascii="Calibri" w:cs="Calibri" w:eastAsia="Calibri" w:hAnsi="Calibri"/>
-          <w:b/>
-          <w:bCs/>
-          <w:color w:val="0D274D"/>
-          <w:sz w:val="42"/>
-          <w:szCs w:val="42"/>
-        </w:rPr>
-        <w:t xml:space="preserve">AI Security</w:t>
-      </w:r>
-    </w:p>
-    <w:tbl>
-      <w:tblPr>
-        <w:tblW w:type="dxa" w:w="9360"/>
-        <w:tblBorders>
-          <w:top w:val="single" w:color="auto" w:sz="4"/>
-          <w:left w:val="single" w:color="auto" w:sz="4"/>
-          <w:bottom w:val="single" w:color="auto" w:sz="4"/>
-          <w:right w:val="single" w:color="auto" w:sz="4"/>
-          <w:insideH w:val="single" w:color="auto" w:sz="4"/>
-          <w:insideV w:val="single" w:color="auto" w:sz="4"/>
-        </w:tblBorders>
-      </w:tblPr>
-      <w:tblGrid>
-        <w:gridCol w:w="9360"/>
-      </w:tblGrid>
-      <w:tr>
-        <w:tc>
-          <w:tcPr>
-            <w:tcW w:type="dxa" w:w="9360"/>
-            <w:tcBorders>
-              <w:top w:val="single" w:color="DCE6F1" w:sz="6"/>
-              <w:left w:val="single" w:color="DCE6F1" w:sz="6"/>
-              <w:bottom w:val="single" w:color="DCE6F1" w:sz="6"/>
-              <w:right w:val="single" w:color="DCE6F1" w:sz="6"/>
-            </w:tcBorders>
-            <w:shd w:fill="F3F7FB" w:color="auto" w:val="clear"/>
-            <w:tcMar>
-              <w:top w:type="dxa" w:w="110"/>
-              <w:left w:type="dxa" w:w="160"/>
-              <w:bottom w:type="dxa" w:w="110"/>
-              <w:right w:type="dxa" w:w="160"/>
-            </w:tcMar>
-            <w:vAlign w:val="top"/>
-          </w:tcPr>
-          <w:p>
-            <w:pPr>
-              <w:spacing w:after="0" w:before="0" w:line="276"/>
-            </w:pPr>
-            <w:r>
-              <w:rPr>
-                <w:rFonts w:ascii="Calibri" w:cs="Calibri" w:eastAsia="Calibri" w:hAnsi="Calibri"/>
                 <w:color w:val="33465F"/>
                 <w:sz w:val="20"/>
                 <w:szCs w:val="20"/>
               </w:rPr>
-              <w:t xml:space="preserve">Mark each pain point on the ladder and note what landed + one nudge. </w:t>
+              <w:t xml:space="preserve">Mark each pain point on the ladder and note what landed plus one nudge. </w:t>
             </w:r>
             <w:r>
               <w:rPr>
@@ -1096,7 +944,7 @@
                 <w:sz w:val="20"/>
                 <w:szCs w:val="20"/>
               </w:rPr>
-              <w:t xml:space="preserve">The Solution Guide has the model answer and the Good/Better/Best cues.</w:t>
+              <w:t xml:space="preserve">The Solution Guide has the model answer and the Good, Better, Best cues.</w:t>
             </w:r>
           </w:p>
         </w:tc>
@@ -1326,7 +1174,7 @@
       </w:tblGrid>
       <w:tr>
         <w:trPr>
-          <w:trHeight w:val="1200" w:hRule="atLeast"/>
+          <w:trHeight w:val="1300" w:hRule="atLeast"/>
         </w:trPr>
         <w:tc>
           <w:tcPr>
@@ -1678,7 +1526,7 @@
       </w:tblGrid>
       <w:tr>
         <w:trPr>
-          <w:trHeight w:val="1200" w:hRule="atLeast"/>
+          <w:trHeight w:val="1300" w:hRule="atLeast"/>
         </w:trPr>
         <w:tc>
           <w:tcPr>
@@ -2030,7 +1878,7 @@
       </w:tblGrid>
       <w:tr>
         <w:trPr>
-          <w:trHeight w:val="1200" w:hRule="atLeast"/>
+          <w:trHeight w:val="1300" w:hRule="atLeast"/>
         </w:trPr>
         <w:tc>
           <w:tcPr>
@@ -2382,7 +2230,7 @@
       </w:tblGrid>
       <w:tr>
         <w:trPr>
-          <w:trHeight w:val="1200" w:hRule="atLeast"/>
+          <w:trHeight w:val="1300" w:hRule="atLeast"/>
         </w:trPr>
         <w:tc>
           <w:tcPr>
@@ -2570,7 +2418,7 @@
                 <w:sz w:val="21"/>
                 <w:szCs w:val="21"/>
               </w:rPr>
-              <w:t xml:space="preserve">Case Study 1 — qualitative profile</w:t>
+              <w:t xml:space="preserve">Case Study 1: qualitative profile</w:t>
             </w:r>
           </w:p>
           <w:p>
@@ -2584,7 +2432,7 @@
                 <w:sz w:val="18"/>
                 <w:szCs w:val="18"/>
               </w:rPr>
-              <w:t xml:space="preserve">Overall this team is… (e.g. “mostly Better, reaching Best on segmentation”):  ______________________________________</w:t>
+              <w:t xml:space="preserve">Overall this team is (for example, “mostly Better, reaching Best on segmentation”):  ______________________________________</w:t>
             </w:r>
           </w:p>
           <w:p>
@@ -2719,7 +2567,7 @@
                 <w:sz w:val="20"/>
                 <w:szCs w:val="20"/>
               </w:rPr>
-              <w:t xml:space="preserve">Mark each pain point on the ladder and note what landed + one nudge. </w:t>
+              <w:t xml:space="preserve">Mark each pain point on the ladder and note what landed plus one nudge. </w:t>
             </w:r>
             <w:r>
               <w:rPr>
@@ -2730,7 +2578,7 @@
                 <w:sz w:val="20"/>
                 <w:szCs w:val="20"/>
               </w:rPr>
-              <w:t xml:space="preserve">The Solution Guide has the model answer and the Good/Better/Best cues.</w:t>
+              <w:t xml:space="preserve">The Solution Guide has the model answer and the Good, Better, Best cues.</w:t>
             </w:r>
           </w:p>
         </w:tc>
@@ -2960,7 +2808,7 @@
       </w:tblGrid>
       <w:tr>
         <w:trPr>
-          <w:trHeight w:val="1200" w:hRule="atLeast"/>
+          <w:trHeight w:val="1300" w:hRule="atLeast"/>
         </w:trPr>
         <w:tc>
           <w:tcPr>
@@ -3312,7 +3160,7 @@
       </w:tblGrid>
       <w:tr>
         <w:trPr>
-          <w:trHeight w:val="1200" w:hRule="atLeast"/>
+          <w:trHeight w:val="1300" w:hRule="atLeast"/>
         </w:trPr>
         <w:tc>
           <w:tcPr>
@@ -3664,7 +3512,7 @@
       </w:tblGrid>
       <w:tr>
         <w:trPr>
-          <w:trHeight w:val="1200" w:hRule="atLeast"/>
+          <w:trHeight w:val="1300" w:hRule="atLeast"/>
         </w:trPr>
         <w:tc>
           <w:tcPr>
@@ -4016,7 +3864,7 @@
       </w:tblGrid>
       <w:tr>
         <w:trPr>
-          <w:trHeight w:val="1200" w:hRule="atLeast"/>
+          <w:trHeight w:val="1300" w:hRule="atLeast"/>
         </w:trPr>
         <w:tc>
           <w:tcPr>
@@ -4204,7 +4052,7 @@
                 <w:sz w:val="21"/>
                 <w:szCs w:val="21"/>
               </w:rPr>
-              <w:t xml:space="preserve">Case Study 2 — qualitative profile</w:t>
+              <w:t xml:space="preserve">Case Study 2: qualitative profile</w:t>
             </w:r>
           </w:p>
           <w:p>
@@ -4218,7 +4066,7 @@
                 <w:sz w:val="18"/>
                 <w:szCs w:val="18"/>
               </w:rPr>
-              <w:t xml:space="preserve">Overall this team is… (e.g. “mostly Better, reaching Best on segmentation”):  ______________________________________</w:t>
+              <w:t xml:space="preserve">Overall this team is (for example, “mostly Better, reaching Best on segmentation”):  ______________________________________</w:t>
             </w:r>
           </w:p>
           <w:p>
@@ -4353,7 +4201,7 @@
                 <w:sz w:val="20"/>
                 <w:szCs w:val="20"/>
               </w:rPr>
-              <w:t xml:space="preserve">Mark each pain point on the ladder and note what landed + one nudge. </w:t>
+              <w:t xml:space="preserve">Mark each pain point on the ladder and note what landed plus one nudge. </w:t>
             </w:r>
             <w:r>
               <w:rPr>
@@ -4364,7 +4212,7 @@
                 <w:sz w:val="20"/>
                 <w:szCs w:val="20"/>
               </w:rPr>
-              <w:t xml:space="preserve">The Solution Guide has the model answer and the Good/Better/Best cues.</w:t>
+              <w:t xml:space="preserve">The Solution Guide has the model answer and the Good, Better, Best cues.</w:t>
             </w:r>
           </w:p>
         </w:tc>
@@ -4594,7 +4442,7 @@
       </w:tblGrid>
       <w:tr>
         <w:trPr>
-          <w:trHeight w:val="1200" w:hRule="atLeast"/>
+          <w:trHeight w:val="1300" w:hRule="atLeast"/>
         </w:trPr>
         <w:tc>
           <w:tcPr>
@@ -4946,7 +4794,7 @@
       </w:tblGrid>
       <w:tr>
         <w:trPr>
-          <w:trHeight w:val="1200" w:hRule="atLeast"/>
+          <w:trHeight w:val="1300" w:hRule="atLeast"/>
         </w:trPr>
         <w:tc>
           <w:tcPr>
@@ -5298,7 +5146,7 @@
       </w:tblGrid>
       <w:tr>
         <w:trPr>
-          <w:trHeight w:val="1200" w:hRule="atLeast"/>
+          <w:trHeight w:val="1300" w:hRule="atLeast"/>
         </w:trPr>
         <w:tc>
           <w:tcPr>
@@ -5650,7 +5498,7 @@
       </w:tblGrid>
       <w:tr>
         <w:trPr>
-          <w:trHeight w:val="1200" w:hRule="atLeast"/>
+          <w:trHeight w:val="1300" w:hRule="atLeast"/>
         </w:trPr>
         <w:tc>
           <w:tcPr>
@@ -5838,7 +5686,7 @@
                 <w:sz w:val="21"/>
                 <w:szCs w:val="21"/>
               </w:rPr>
-              <w:t xml:space="preserve">Case Study 3 — qualitative profile</w:t>
+              <w:t xml:space="preserve">Case Study 3: qualitative profile</w:t>
             </w:r>
           </w:p>
           <w:p>
@@ -5852,7 +5700,7 @@
                 <w:sz w:val="18"/>
                 <w:szCs w:val="18"/>
               </w:rPr>
-              <w:t xml:space="preserve">Overall this team is… (e.g. “mostly Better, reaching Best on segmentation”):  ______________________________________</w:t>
+              <w:t xml:space="preserve">Overall this team is (for example, “mostly Better, reaching Best on segmentation”):  ______________________________________</w:t>
             </w:r>
           </w:p>
           <w:p>
@@ -5987,7 +5835,7 @@
                 <w:sz w:val="20"/>
                 <w:szCs w:val="20"/>
               </w:rPr>
-              <w:t xml:space="preserve">Mark each pain point on the ladder and note what landed + one nudge. </w:t>
+              <w:t xml:space="preserve">Mark each pain point on the ladder and note what landed plus one nudge. </w:t>
             </w:r>
             <w:r>
               <w:rPr>
@@ -5998,7 +5846,7 @@
                 <w:sz w:val="20"/>
                 <w:szCs w:val="20"/>
               </w:rPr>
-              <w:t xml:space="preserve">The Solution Guide has the model answer and the Good/Better/Best cues.</w:t>
+              <w:t xml:space="preserve">The Solution Guide has the model answer and the Good, Better, Best cues.</w:t>
             </w:r>
           </w:p>
         </w:tc>
@@ -6228,7 +6076,7 @@
       </w:tblGrid>
       <w:tr>
         <w:trPr>
-          <w:trHeight w:val="1200" w:hRule="atLeast"/>
+          <w:trHeight w:val="1300" w:hRule="atLeast"/>
         </w:trPr>
         <w:tc>
           <w:tcPr>
@@ -6580,7 +6428,7 @@
       </w:tblGrid>
       <w:tr>
         <w:trPr>
-          <w:trHeight w:val="1200" w:hRule="atLeast"/>
+          <w:trHeight w:val="1300" w:hRule="atLeast"/>
         </w:trPr>
         <w:tc>
           <w:tcPr>
@@ -6932,7 +6780,7 @@
       </w:tblGrid>
       <w:tr>
         <w:trPr>
-          <w:trHeight w:val="1200" w:hRule="atLeast"/>
+          <w:trHeight w:val="1300" w:hRule="atLeast"/>
         </w:trPr>
         <w:tc>
           <w:tcPr>
@@ -7284,7 +7132,7 @@
       </w:tblGrid>
       <w:tr>
         <w:trPr>
-          <w:trHeight w:val="1200" w:hRule="atLeast"/>
+          <w:trHeight w:val="1300" w:hRule="atLeast"/>
         </w:trPr>
         <w:tc>
           <w:tcPr>
@@ -7472,7 +7320,7 @@
                 <w:sz w:val="21"/>
                 <w:szCs w:val="21"/>
               </w:rPr>
-              <w:t xml:space="preserve">Case Study 4 — qualitative profile</w:t>
+              <w:t xml:space="preserve">Case Study 4: qualitative profile</w:t>
             </w:r>
           </w:p>
           <w:p>
@@ -7486,7 +7334,7 @@
                 <w:sz w:val="18"/>
                 <w:szCs w:val="18"/>
               </w:rPr>
-              <w:t xml:space="preserve">Overall this team is… (e.g. “mostly Better, reaching Best on segmentation”):  ______________________________________</w:t>
+              <w:t xml:space="preserve">Overall this team is (for example, “mostly Better, reaching Best on segmentation”):  ______________________________________</w:t>
             </w:r>
           </w:p>
           <w:p>
@@ -7656,7 +7504,7 @@
       </w:tblGrid>
       <w:tr>
         <w:trPr>
-          <w:trHeight w:val="2400" w:hRule="atLeast"/>
+          <w:trHeight w:val="2500" w:hRule="atLeast"/>
         </w:trPr>
         <w:tc>
           <w:tcPr>
@@ -7859,7 +7707,7 @@
                 <w:sz w:val="18"/>
                 <w:szCs w:val="18"/>
               </w:rPr>
-              <w:t xml:space="preserve">In a sentence — where is this team on the Good → Better → Best journey, and what's the one thing that would move them up?</w:t>
+              <w:t xml:space="preserve">In a sentence, where is this team on the Good to Best journey, and what is the one thing that would move them up?</w:t>
             </w:r>
           </w:p>
           <w:p>
